--- a/paper/v2/CAST_v2_스토리.docx
+++ b/paper/v2/CAST_v2_스토리.docx
@@ -104,7 +104,7 @@
           <w:b w:val="0"/>
           <w:sz w:val="20"/>
         </w:rPr>
-        <w:t>그런데 용량을 생각하지 않으면 모든 작업이 가장 깨끗한 한 곳으로 간다. 선행 연구(Sukprasert 등)의 배치를 우리 1년치 자료에 그대로 돌리면 작업의 99.75%가 프랑스 한 리전으로 가고, 그 리전은 동시에 129건을 돌려야 한다. 평소(홈 리전에서 바로 실행) 어느 리전도 13건을 넘지 않으니 약 10배다. 가장 깨끗한 리전의 가장 깨끗한 시각은 모든 작업에게 같기 때문에 생기는 일이다.</w:t>
+        <w:t>그런데 용량을 생각하지 않으면 모든 작업이 가장 깨끗한 한 곳으로 간다. 선행 연구(Sukprasert 등)의 배치를 우리 1년치 자료에 그대로 돌리면 작업의 99.75%가 프랑스 한 리전으로 가고, 그 리전은 동시에 129건을 돌려야 한다. 평소(홈 리전에서 바로 실행) 어느 리전도 13건을 넘지 않으니 9.9배다. 가장 깨끗한 리전의 가장 깨끗한 시각은 모든 작업에게 같기 때문에 생기는 일이다.</w:t>
       </w:r>
     </w:p>
     <w:p>
@@ -159,7 +159,7 @@
           <w:b w:val="0"/>
           <w:sz w:val="20"/>
         </w:rPr>
-        <w:t>· 그래서 "용량을 무엇과 함께 확인하느냐"가 위반을 가른다. 다른 작업의 확정 계획을 보지 않고 시각을 정하면 넘치고, 계획을 모두 보거나, 확정하지 않고 다시 풀거나, 시작 때 확인해 빈 리전으로 보내면 넘치지 않는다.</w:t>
+        <w:t>· 그래서 "용량을 무엇과 함께 확인하느냐"가 위반을 가른다. 다른 작업의 확정 계획을 보지 않고 시각을 정하면 시작 때 확인하지 않는 한 넘치고(시작 때 확인해도 처음 정한 리전에 밀어 넣으면 일부 남는다), 계획을 모두 보거나, 확정하지 않고 다시 풀거나, 시작 때 확인해 빈 리전으로 보내면 넘치지 않는다.</w:t>
       </w:r>
     </w:p>
     <w:p>
@@ -263,7 +263,7 @@
       <w:tr>
         <w:tc>
           <w:tcPr>
-            <w:tcW w:type="dxa" w:w="2107"/>
+            <w:tcW w:type="dxa" w:w="2085"/>
           </w:tcPr>
           <w:p>
             <w:pPr>
@@ -282,7 +282,7 @@
         </w:tc>
         <w:tc>
           <w:tcPr>
-            <w:tcW w:type="dxa" w:w="5659"/>
+            <w:tcW w:type="dxa" w:w="5695"/>
           </w:tcPr>
           <w:p>
             <w:pPr>
@@ -301,7 +301,7 @@
         </w:tc>
         <w:tc>
           <w:tcPr>
-            <w:tcW w:type="dxa" w:w="1872"/>
+            <w:tcW w:type="dxa" w:w="1858"/>
           </w:tcPr>
           <w:p>
             <w:pPr>
@@ -322,7 +322,7 @@
       <w:tr>
         <w:tc>
           <w:tcPr>
-            <w:tcW w:type="dxa" w:w="2107"/>
+            <w:tcW w:type="dxa" w:w="2085"/>
           </w:tcPr>
           <w:p>
             <w:pPr>
@@ -341,7 +341,7 @@
         </w:tc>
         <w:tc>
           <w:tcPr>
-            <w:tcW w:type="dxa" w:w="5659"/>
+            <w:tcW w:type="dxa" w:w="5695"/>
           </w:tcPr>
           <w:p>
             <w:pPr>
@@ -360,7 +360,7 @@
         </w:tc>
         <w:tc>
           <w:tcPr>
-            <w:tcW w:type="dxa" w:w="1872"/>
+            <w:tcW w:type="dxa" w:w="1858"/>
           </w:tcPr>
           <w:p>
             <w:pPr>
@@ -381,7 +381,7 @@
       <w:tr>
         <w:tc>
           <w:tcPr>
-            <w:tcW w:type="dxa" w:w="2107"/>
+            <w:tcW w:type="dxa" w:w="2085"/>
           </w:tcPr>
           <w:p>
             <w:pPr>
@@ -400,7 +400,7 @@
         </w:tc>
         <w:tc>
           <w:tcPr>
-            <w:tcW w:type="dxa" w:w="5659"/>
+            <w:tcW w:type="dxa" w:w="5695"/>
           </w:tcPr>
           <w:p>
             <w:pPr>
@@ -413,13 +413,13 @@
                 <w:b w:val="0"/>
                 <w:sz w:val="17"/>
               </w:rPr>
-              <w:t>합성에서 상한 없는 실행 절감의 98%(73.39% 대 71.93%)</w:t>
+              <w:t>합성에서 상한 없는 실행 절감의 98%(73.39% 대 71.93%, 계산값)</w:t>
             </w:r>
           </w:p>
         </w:tc>
         <w:tc>
           <w:tcPr>
-            <w:tcW w:type="dxa" w:w="1872"/>
+            <w:tcW w:type="dxa" w:w="1858"/>
           </w:tcPr>
           <w:p>
             <w:pPr>
@@ -440,7 +440,7 @@
       <w:tr>
         <w:tc>
           <w:tcPr>
-            <w:tcW w:type="dxa" w:w="2107"/>
+            <w:tcW w:type="dxa" w:w="2085"/>
           </w:tcPr>
           <w:p>
             <w:pPr>
@@ -459,7 +459,7 @@
         </w:tc>
         <w:tc>
           <w:tcPr>
-            <w:tcW w:type="dxa" w:w="5659"/>
+            <w:tcW w:type="dxa" w:w="5695"/>
           </w:tcPr>
           <w:p>
             <w:pPr>
@@ -478,7 +478,7 @@
         </w:tc>
         <w:tc>
           <w:tcPr>
-            <w:tcW w:type="dxa" w:w="1872"/>
+            <w:tcW w:type="dxa" w:w="1858"/>
           </w:tcPr>
           <w:p>
             <w:pPr>
@@ -499,7 +499,7 @@
       <w:tr>
         <w:tc>
           <w:tcPr>
-            <w:tcW w:type="dxa" w:w="2107"/>
+            <w:tcW w:type="dxa" w:w="2085"/>
           </w:tcPr>
           <w:p>
             <w:pPr>
@@ -518,7 +518,7 @@
         </w:tc>
         <w:tc>
           <w:tcPr>
-            <w:tcW w:type="dxa" w:w="5659"/>
+            <w:tcW w:type="dxa" w:w="5695"/>
           </w:tcPr>
           <w:p>
             <w:pPr>
@@ -537,7 +537,7 @@
         </w:tc>
         <w:tc>
           <w:tcPr>
-            <w:tcW w:type="dxa" w:w="1872"/>
+            <w:tcW w:type="dxa" w:w="1858"/>
           </w:tcPr>
           <w:p>
             <w:pPr>
@@ -558,7 +558,7 @@
       <w:tr>
         <w:tc>
           <w:tcPr>
-            <w:tcW w:type="dxa" w:w="2107"/>
+            <w:tcW w:type="dxa" w:w="2085"/>
           </w:tcPr>
           <w:p>
             <w:pPr>
@@ -577,7 +577,7 @@
         </w:tc>
         <w:tc>
           <w:tcPr>
-            <w:tcW w:type="dxa" w:w="5659"/>
+            <w:tcW w:type="dxa" w:w="5695"/>
           </w:tcPr>
           <w:p>
             <w:pPr>
@@ -596,7 +596,7 @@
         </w:tc>
         <w:tc>
           <w:tcPr>
-            <w:tcW w:type="dxa" w:w="1872"/>
+            <w:tcW w:type="dxa" w:w="1858"/>
           </w:tcPr>
           <w:p>
             <w:pPr>
@@ -617,7 +617,7 @@
       <w:tr>
         <w:tc>
           <w:tcPr>
-            <w:tcW w:type="dxa" w:w="2107"/>
+            <w:tcW w:type="dxa" w:w="2085"/>
           </w:tcPr>
           <w:p>
             <w:pPr>
@@ -636,7 +636,7 @@
         </w:tc>
         <w:tc>
           <w:tcPr>
-            <w:tcW w:type="dxa" w:w="5659"/>
+            <w:tcW w:type="dxa" w:w="5695"/>
           </w:tcPr>
           <w:p>
             <w:pPr>
@@ -655,7 +655,7 @@
         </w:tc>
         <w:tc>
           <w:tcPr>
-            <w:tcW w:type="dxa" w:w="1872"/>
+            <w:tcW w:type="dxa" w:w="1858"/>
           </w:tcPr>
           <w:p>
             <w:pPr>
@@ -676,7 +676,7 @@
       <w:tr>
         <w:tc>
           <w:tcPr>
-            <w:tcW w:type="dxa" w:w="2107"/>
+            <w:tcW w:type="dxa" w:w="2085"/>
           </w:tcPr>
           <w:p>
             <w:pPr>
@@ -695,7 +695,7 @@
         </w:tc>
         <w:tc>
           <w:tcPr>
-            <w:tcW w:type="dxa" w:w="5659"/>
+            <w:tcW w:type="dxa" w:w="5695"/>
           </w:tcPr>
           <w:p>
             <w:pPr>
@@ -714,7 +714,7 @@
         </w:tc>
         <w:tc>
           <w:tcPr>
-            <w:tcW w:type="dxa" w:w="1872"/>
+            <w:tcW w:type="dxa" w:w="1858"/>
           </w:tcPr>
           <w:p>
             <w:pPr>
@@ -735,7 +735,7 @@
       <w:tr>
         <w:tc>
           <w:tcPr>
-            <w:tcW w:type="dxa" w:w="2107"/>
+            <w:tcW w:type="dxa" w:w="2085"/>
           </w:tcPr>
           <w:p>
             <w:pPr>
@@ -754,7 +754,7 @@
         </w:tc>
         <w:tc>
           <w:tcPr>
-            <w:tcW w:type="dxa" w:w="5659"/>
+            <w:tcW w:type="dxa" w:w="5695"/>
           </w:tcPr>
           <w:p>
             <w:pPr>
@@ -773,7 +773,7 @@
         </w:tc>
         <w:tc>
           <w:tcPr>
-            <w:tcW w:type="dxa" w:w="1872"/>
+            <w:tcW w:type="dxa" w:w="1858"/>
           </w:tcPr>
           <w:p>
             <w:pPr>
@@ -794,7 +794,7 @@
       <w:tr>
         <w:tc>
           <w:tcPr>
-            <w:tcW w:type="dxa" w:w="2107"/>
+            <w:tcW w:type="dxa" w:w="2085"/>
           </w:tcPr>
           <w:p>
             <w:pPr>
@@ -813,7 +813,7 @@
         </w:tc>
         <w:tc>
           <w:tcPr>
-            <w:tcW w:type="dxa" w:w="5659"/>
+            <w:tcW w:type="dxa" w:w="5695"/>
           </w:tcPr>
           <w:p>
             <w:pPr>
@@ -826,13 +826,13 @@
                 <w:b w:val="0"/>
                 <w:sz w:val="17"/>
               </w:rPr>
-              <w:t>전송·전과정·PUE·대칭 근사에서는 우위가 남는다. 프랑스만 바꾼 한계 근사에서는 합성 두 짝이 뒤집히고(−0.89, −2.15%p), 불리한 가정을 다 겹치면 합성에서 CAST가 1.49~3.13%p 더 배출(Azure는 도착 고정형보다 0.89%p 앞서고 대피형과 차이 없음). 프랑스를 가스 발전 수준(약 400 g)으로 두는 대칭 근사에서는 무릎점이 21.20%로 준다</w:t>
+              <w:t>전송·전과정·PUE에서는 우위가 남고, 대칭 근사에서도 합성은 남는다(Azure 대피형 짝은 하한 0.02와 중앙값 대체에서 신뢰구간이 0을 포함). 프랑스만 바꾼 한계 근사에서는 합성 두 짝이 뒤집히고(−0.89, −2.15%p), 불리한 가정을 다 겹치면 합성에서 CAST가 1.49~3.13%p 더 배출(Azure는 도착 고정형보다 0.89%p 앞서고 대피형과 차이 없음). 프랑스를 가스 발전 수준(약 400 g)으로 두는 대칭 근사에서는 무릎점이 21.20%로 준다</w:t>
             </w:r>
           </w:p>
         </w:tc>
         <w:tc>
           <w:tcPr>
-            <w:tcW w:type="dxa" w:w="1872"/>
+            <w:tcW w:type="dxa" w:w="1858"/>
           </w:tcPr>
           <w:p>
             <w:pPr>
@@ -932,7 +932,7 @@
           <w:b w:val="0"/>
           <w:sz w:val="20"/>
         </w:rPr>
-        <w:t>CAST는 위반 없이 줄이고, 같은 지연에서 가장 가까운 설계보다 약 1%p 더 줄이며, 그 이점은 미래 정보가 아니라 새로 도착한 작업과 함께 다시 짜는 데서 오고 용량이 빠듯할수록 커진다.</w:t>
+        <w:t>CAST는 위반 없이 줄이고, 평균 배출계수로 세면 같은 지연·고정 가중치에서 가장 가까운 설계보다 합성 약 1%p(Azure 2.5%p) 더 줄이며, 그 이점은 미래 정보가 아니라 새로 도착한 작업과 함께 다시 짜는 데서 오고 용량이 빠듯할수록 커진다.</w:t>
       </w:r>
     </w:p>
     <w:p>
@@ -992,7 +992,7 @@
           <w:b w:val="0"/>
           <w:sz w:val="20"/>
         </w:rPr>
-        <w:t>· 기본 운용점(무릎점, 슬롯마다 가중치를 고르는 규칙)은 지연 목표 없이 첫 슬롯부터 쓸 수 있지만, 같은 지연의 고정 가중치보다 1.77~2.64%p, 첫 주 자료로 고른 고정 가중치보다 약 0.9%p 더 배출한다. 무릎점으로 견주면 다시 풀지 않는 설계와 배출 차가 신뢰구간 안이고, 대기는 25% 짧다.</w:t>
+        <w:t>· 기본 운용점(무릎점, 슬롯마다 가중치를 고르는 규칙)은 지연 목표 없이 첫 슬롯부터 쓸 수 있지만, 합성 아홉 조건 가운데 여덟에서 같은 지연의 고정 가중치보다 1.77~2.64%p, 첫 주 자료로 고른 고정 가중치보다 약 0.9%p 더 배출한다. 합성에서 무릎점으로 견주면 다시 풀지 않는 설계와 배출 차가 신뢰구간 안이고, 대기는 25% 짧다(Azure에서는 대기가 더 길다).</w:t>
       </w:r>
     </w:p>
     <w:p>
@@ -1020,7 +1020,7 @@
           <w:b w:val="0"/>
           <w:sz w:val="20"/>
         </w:rPr>
-        <w:t>· CAST는 시작하기 전까지 시작 시각을 사용자에게 알려 줄 수 없다. 다시 푸는 대가로 계산이 4~11배 들지만 슬롯당 1초 안이다.</w:t>
+        <w:t>· CAST는 시작하기 전까지 시작 시각을 사용자에게 알려 줄 수 없다. 다시 푸는 대가로 계산이 4~11배 들지만 슬롯당 평균 0.2~0.3초(가장 길 때 1.2~1.5초)다.</w:t>
       </w:r>
     </w:p>
     <w:p>
@@ -1061,7 +1061,7 @@
           <w:b w:val="0"/>
           <w:sz w:val="20"/>
         </w:rPr>
-        <w:t>· 평균 배출계수로 셌다. 프랑스로 옮긴 몫만 이웃 망 기준으로 세면 순서가 뒤집혀 다시 풀지 않는 설계가 0.89%p 앞선다(대칭으로 세면 CAST가 1.19%p 앞서지만 이 근사는 분모 하한에 크게 좌우된다).</w:t>
+        <w:t>· 평균 배출계수로 셌다. 프랑스로 옮긴 몫만 독일 평균으로 세면 합성에서 순서가 뒤집혀 다시 풀지 않는 설계가 0.89%p 앞선다(Azure는 CAST가 1.48%p 앞선 채 남는다)(대칭으로 세면 CAST가 1.19%p 앞서지만 이 근사는 분모 하한에 크게 좌우된다).</w:t>
       </w:r>
     </w:p>
     <w:p>
@@ -1075,7 +1075,7 @@
           <w:b w:val="0"/>
           <w:sz w:val="20"/>
         </w:rPr>
-        <w:t>· 실제 클러스터가 아닌 시뮬레이션이고 이론 보장이 없다. PUE는 1.1~1.6 민감도로만 보았고 유휴 전력·추가 설비의 내재 배출은 넣지 않았다. 지연 한도는 주 실험에서 걸리지 않아 결과가 공간 자유도에 지배된다.</w:t>
+        <w:t>· 실제 클러스터가 아닌 시뮬레이션이고 최악의 경우에 대한 경쟁비 보장이 없다. PUE는 1.1~1.6 민감도로만 보았고 유휴 전력·추가 설비의 내재 배출은 넣지 않았다. 지연 한도는 주 실험에서 걸리지 않아 결과가 공간 자유도에 지배된다.</w:t>
       </w:r>
     </w:p>
     <w:p>
